--- a/labs/lab04/report/net-admin-lab04-report.docx
+++ b/labs/lab04/report/net-admin-lab04-report.docx
@@ -66,24 +66,7 @@
         <w:pStyle w:val="FirstParagraph"/>
       </w:pPr>
       <w:r>
-        <w:t xml:space="preserve">Провести подготовительную работу по первоначальной настройке сетевых коммутаторов и ознакомиться с основными принципами управления сетевым оборудованием. В ходе выполнения работы студенты также знакомятся с основными возможностями подготовки отчётов с использованием разметки Markdown и инструментов документирования.</w:t>
-      </w:r>
-    </w:p>
-    <w:p>
-      <w:pPr>
-        <w:pStyle w:val="BodyText"/>
-      </w:pPr>
-      <w:r>
-        <w:t xml:space="preserve">Основные принципы взаимодействия сетевых устройств рассматриваются в рамках модели взаимодействия открытых систем OSI, которая стандартизирована международным стандартом ISO</w:t>
-      </w:r>
-      <w:r>
-        <w:t xml:space="preserve"> </w:t>
-      </w:r>
-      <w:r>
-        <w:t xml:space="preserve">[1]</w:t>
-      </w:r>
-      <w:r>
-        <w:t xml:space="preserve">.</w:t>
+        <w:t xml:space="preserve">Провести подготовительную работу по первоначальной настройке коммутаторов сети</w:t>
       </w:r>
     </w:p>
     <w:bookmarkEnd w:id="20"/>
@@ -164,7 +147,7 @@
         <w:t xml:space="preserve"> </w:t>
       </w:r>
       <w:r>
-        <w:t xml:space="preserve">[2]</w:t>
+        <w:t xml:space="preserve">[1]</w:t>
       </w:r>
       <w:r>
         <w:t xml:space="preserve">.</w:t>
@@ -1410,16 +1393,16 @@
         <w:t xml:space="preserve"> </w:t>
       </w:r>
       <w:r>
+        <w:t xml:space="preserve">[1]</w:t>
+      </w:r>
+      <w:r>
+        <w:t xml:space="preserve">, а взаимодействие сетевых устройств рассматривается в рамках модели OSI</w:t>
+      </w:r>
+      <w:r>
+        <w:t xml:space="preserve"> </w:t>
+      </w:r>
+      <w:r>
         <w:t xml:space="preserve">[2]</w:t>
-      </w:r>
-      <w:r>
-        <w:t xml:space="preserve">, а взаимодействие сетевых устройств рассматривается в рамках модели OSI</w:t>
-      </w:r>
-      <w:r>
-        <w:t xml:space="preserve"> </w:t>
-      </w:r>
-      <w:r>
-        <w:t xml:space="preserve">[1]</w:t>
       </w:r>
       <w:r>
         <w:t xml:space="preserve">.</w:t>
@@ -1563,7 +1546,7 @@
       </w:r>
     </w:p>
     <w:bookmarkStart w:id="64" w:name="refs"/>
-    <w:bookmarkStart w:id="59" w:name="ref-gost7498"/>
+    <w:bookmarkStart w:id="59" w:name="ref-ieee8021q"/>
     <w:p>
       <w:pPr>
         <w:pStyle w:val="Bibliography"/>
@@ -1578,6 +1561,33 @@
         <w:t xml:space="preserve">	</w:t>
       </w:r>
       <w:hyperlink r:id="rId58">
+        <w:r>
+          <w:rPr>
+            <w:rStyle w:val="Hyperlink"/>
+          </w:rPr>
+          <w:t xml:space="preserve">802.1Q - Virtual LANs</w:t>
+        </w:r>
+      </w:hyperlink>
+      <w:r>
+        <w:t xml:space="preserve">. IEEE.</w:t>
+      </w:r>
+    </w:p>
+    <w:bookmarkEnd w:id="59"/>
+    <w:bookmarkStart w:id="61" w:name="ref-gost7498"/>
+    <w:p>
+      <w:pPr>
+        <w:pStyle w:val="Bibliography"/>
+      </w:pPr>
+      <w:r>
+        <w:t xml:space="preserve">2.</w:t>
+      </w:r>
+      <w:r>
+        <w:t xml:space="preserve"> </w:t>
+      </w:r>
+      <w:r>
+        <w:t xml:space="preserve">	</w:t>
+      </w:r>
+      <w:hyperlink r:id="rId60">
         <w:r>
           <w:rPr>
             <w:rStyle w:val="Hyperlink"/>
@@ -1587,33 +1597,6 @@
       </w:hyperlink>
       <w:r>
         <w:t xml:space="preserve">. 1999.</w:t>
-      </w:r>
-    </w:p>
-    <w:bookmarkEnd w:id="59"/>
-    <w:bookmarkStart w:id="61" w:name="ref-ieee8021q"/>
-    <w:p>
-      <w:pPr>
-        <w:pStyle w:val="Bibliography"/>
-      </w:pPr>
-      <w:r>
-        <w:t xml:space="preserve">2.</w:t>
-      </w:r>
-      <w:r>
-        <w:t xml:space="preserve"> </w:t>
-      </w:r>
-      <w:r>
-        <w:t xml:space="preserve">	</w:t>
-      </w:r>
-      <w:hyperlink r:id="rId60">
-        <w:r>
-          <w:rPr>
-            <w:rStyle w:val="Hyperlink"/>
-          </w:rPr>
-          <w:t xml:space="preserve">802.1Q - Virtual LANs</w:t>
-        </w:r>
-      </w:hyperlink>
-      <w:r>
-        <w:t xml:space="preserve">. IEEE.</w:t>
       </w:r>
     </w:p>
     <w:bookmarkEnd w:id="61"/>
